--- a/docs/SC-Lab-Completion-Guide.docx
+++ b/docs/SC-Lab-Completion-Guide.docx
@@ -537,7 +537,7 @@
             <w:rStyle w:val="Hyperlink"/>
             <w:b/>
           </w:rPr>
-          <w:t xml:space="preserve">https://crc.guac.01.tcecure.com/#/</w:t>
+          <w:t xml:space="preserve">https://guac.01.digitalrcc.com/#/</w:t>
         </w:r>
       </w:hyperlink>
     </w:p>
@@ -7384,6 +7384,113 @@
       </w:r>
     </w:p>
     <w:p>
+      <w:pPr>
+        <w:pStyle w:val="FirstParagraph"/>
+      </w:pPr>
+      <w:r>
+        <w:rPr>
+          <w:b/>
+        </w:rPr>
+        <w:t xml:space="preserve">How the automated check scores this lab:</w:t>
+      </w:r>
+      <w:r>
+        <w:t xml:space="preserve"> </w:t>
+      </w:r>
+      <w:r>
+        <w:t xml:space="preserve">it objects to a pass rule of</w:t>
+      </w:r>
+      <w:r>
+        <w:t xml:space="preserve"> </w:t>
+      </w:r>
+      <w:r>
+        <w:rPr>
+          <w:b/>
+        </w:rPr>
+        <w:t xml:space="preserve">any to</w:t>
+      </w:r>
+      <w:r>
+        <w:rPr>
+          <w:b/>
+        </w:rPr>
+        <w:t xml:space="preserve"> </w:t>
+      </w:r>
+      <w:r>
+        <w:rPr>
+          <w:b/>
+        </w:rPr>
+        <w:t xml:space="preserve">any</w:t>
+      </w:r>
+      <w:r>
+        <w:t xml:space="preserve"> </w:t>
+      </w:r>
+      <w:r>
+        <w:t xml:space="preserve">with no protocol, and to</w:t>
+      </w:r>
+      <w:r>
+        <w:t xml:space="preserve"> </w:t>
+      </w:r>
+      <w:r>
+        <w:rPr>
+          <w:b/>
+        </w:rPr>
+        <w:t xml:space="preserve">two identical rules on the same interface tab</w:t>
+      </w:r>
+      <w:r>
+        <w:t xml:space="preserve"> </w:t>
+      </w:r>
+      <w:r>
+        <w:t xml:space="preserve">(same action, protocol, source and destination). Duplicates are judged per</w:t>
+      </w:r>
+      <w:r>
+        <w:t xml:space="preserve"> </w:t>
+      </w:r>
+      <w:r>
+        <w:t xml:space="preserve">interface, so the separate default-deny rule each interface needs after M2-L2 and</w:t>
+      </w:r>
+      <w:r>
+        <w:t xml:space="preserve"> </w:t>
+      </w:r>
+      <w:r>
+        <w:t xml:space="preserve">M2-L3 is not counted as a copy of another tab's deny. A failure reads</w:t>
+      </w:r>
+      <w:r>
+        <w:t xml:space="preserve"> </w:t>
+      </w:r>
+      <w:r>
+        <w:rPr>
+          <w:rStyle w:val="VerbatimChar"/>
+        </w:rPr>
+        <w:t xml:space="preserve">FAIL:Issues(N)</w:t>
+      </w:r>
+      <w:r>
+        <w:t xml:space="preserve"> </w:t>
+      </w:r>
+      <w:r>
+        <w:t xml:space="preserve">followed by the rule it objected to —</w:t>
+      </w:r>
+      <w:r>
+        <w:t xml:space="preserve"> </w:t>
+      </w:r>
+      <w:r>
+        <w:rPr>
+          <w:rStyle w:val="VerbatimChar"/>
+        </w:rPr>
+        <w:t xml:space="preserve">N</w:t>
+      </w:r>
+      <w:r>
+        <w:t xml:space="preserve"> </w:t>
+      </w:r>
+      <w:r>
+        <w:t xml:space="preserve">is how many rules it</w:t>
+      </w:r>
+      <w:r>
+        <w:t xml:space="preserve"> </w:t>
+      </w:r>
+      <w:r>
+        <w:t xml:space="preserve">objected to, not a task number.</w:t>
+      </w:r>
+    </w:p>
+    <w:p>
       <w:r>
         <w:pict>
           <v:rect style="width:0;height:1.5pt" o:hralign="center" o:hrstd="t" o:hr="t"/>
@@ -8329,6 +8436,149 @@
       </w:r>
     </w:p>
     <w:p>
+      <w:pPr>
+        <w:pStyle w:val="BodyText"/>
+      </w:pPr>
+      <w:r>
+        <w:rPr>
+          <w:b/>
+        </w:rPr>
+        <w:t xml:space="preserve">How the automated check scores this lab:</w:t>
+      </w:r>
+      <w:r>
+        <w:t xml:space="preserve"> </w:t>
+      </w:r>
+      <w:r>
+        <w:t xml:space="preserve">it looks for exactly one pass rule whose</w:t>
+      </w:r>
+      <w:r>
+        <w:t xml:space="preserve"> </w:t>
+      </w:r>
+      <w:r>
+        <w:t xml:space="preserve">destination is the</w:t>
+      </w:r>
+      <w:r>
+        <w:t xml:space="preserve"> </w:t>
+      </w:r>
+      <w:r>
+        <w:rPr>
+          <w:b/>
+        </w:rPr>
+        <w:t xml:space="preserve">host</w:t>
+      </w:r>
+      <w:r>
+        <w:t xml:space="preserve"> </w:t>
+      </w:r>
+      <w:r>
+        <w:rPr>
+          <w:rStyle w:val="VerbatimChar"/>
+        </w:rPr>
+        <w:t xml:space="preserve">10.51.XX.100</w:t>
+      </w:r>
+      <w:r>
+        <w:t xml:space="preserve"> </w:t>
+      </w:r>
+      <w:r>
+        <w:t xml:space="preserve">on port 443 (</w:t>
+      </w:r>
+      <w:r>
+        <w:rPr>
+          <w:rStyle w:val="VerbatimChar"/>
+        </w:rPr>
+        <w:t xml:space="preserve">443</w:t>
+      </w:r>
+      <w:r>
+        <w:t xml:space="preserve">,</w:t>
+      </w:r>
+      <w:r>
+        <w:t xml:space="preserve"> </w:t>
+      </w:r>
+      <w:r>
+        <w:rPr>
+          <w:rStyle w:val="VerbatimChar"/>
+        </w:rPr>
+        <w:t xml:space="preserve">HTTPS</w:t>
+      </w:r>
+      <w:r>
+        <w:t xml:space="preserve"> </w:t>
+      </w:r>
+      <w:r>
+        <w:t xml:space="preserve">and</w:t>
+      </w:r>
+      <w:r>
+        <w:t xml:space="preserve"> </w:t>
+      </w:r>
+      <w:r>
+        <w:rPr>
+          <w:rStyle w:val="VerbatimChar"/>
+        </w:rPr>
+        <w:t xml:space="preserve">443-443</w:t>
+      </w:r>
+      <w:r>
+        <w:t xml:space="preserve"> </w:t>
+      </w:r>
+      <w:r>
+        <w:t xml:space="preserve">all count, and</w:t>
+      </w:r>
+      <w:r>
+        <w:t xml:space="preserve"> </w:t>
+      </w:r>
+      <w:r>
+        <w:rPr>
+          <w:rStyle w:val="VerbatimChar"/>
+        </w:rPr>
+        <w:t xml:space="preserve">.100/32</w:t>
+      </w:r>
+      <w:r>
+        <w:t xml:space="preserve"> </w:t>
+      </w:r>
+      <w:r>
+        <w:t xml:space="preserve">is accepted), on any interface tab.</w:t>
+      </w:r>
+      <w:r>
+        <w:t xml:space="preserve"> </w:t>
+      </w:r>
+      <w:r>
+        <w:rPr>
+          <w:rStyle w:val="VerbatimChar"/>
+        </w:rPr>
+        <w:t xml:space="preserve">FAIL:ExtraPorts(N)</w:t>
+      </w:r>
+      <w:r>
+        <w:t xml:space="preserve"> </w:t>
+      </w:r>
+      <w:r>
+        <w:t xml:space="preserve">lists the unnecessary ports still open;</w:t>
+      </w:r>
+      <w:r>
+        <w:t xml:space="preserve"> </w:t>
+      </w:r>
+      <w:r>
+        <w:rPr>
+          <w:rStyle w:val="VerbatimChar"/>
+        </w:rPr>
+        <w:t xml:space="preserve">FAIL:NoHTTPSRuleTo10.51.XX.100</w:t>
+      </w:r>
+      <w:r>
+        <w:t xml:space="preserve"> </w:t>
+      </w:r>
+      <w:r>
+        <w:t xml:space="preserve">means the</w:t>
+      </w:r>
+      <w:r>
+        <w:t xml:space="preserve"> </w:t>
+      </w:r>
+      <w:r>
+        <w:t xml:space="preserve">keeper rule is gone — usually all seven rules were deleted, or the survivor points at</w:t>
+      </w:r>
+      <w:r>
+        <w:t xml:space="preserve"> </w:t>
+      </w:r>
+      <w:r>
+        <w:t xml:space="preserve">an interface or network address instead of the host, or its protocol is UDP.</w:t>
+      </w:r>
+    </w:p>
+    <w:p>
       <w:r>
         <w:pict>
           <v:rect style="width:0;height:1.5pt" o:hralign="center" o:hrstd="t" o:hr="t"/>
@@ -9813,6 +10063,114 @@
       </w:r>
       <w:r>
         <w:t xml:space="preserve">block rules to log</w:t>
+      </w:r>
+    </w:p>
+    <w:p>
+      <w:pPr>
+        <w:numPr>
+          <w:ilvl w:val="1"/>
+          <w:numId w:val="1099"/>
+        </w:numPr>
+        <w:pStyle w:val="Compact"/>
+      </w:pPr>
+      <w:r>
+        <w:t xml:space="preserve">This includes block rules on the</w:t>
+      </w:r>
+      <w:r>
+        <w:t xml:space="preserve"> </w:t>
+      </w:r>
+      <w:r>
+        <w:rPr>
+          <w:b/>
+        </w:rPr>
+        <w:t xml:space="preserve">OPT/VLAN tabs</w:t>
+      </w:r>
+      <w:r>
+        <w:t xml:space="preserve">, not just LAN and WAN, and a</w:t>
+      </w:r>
+      <w:r>
+        <w:t xml:space="preserve"> </w:t>
+      </w:r>
+      <w:r>
+        <w:t xml:space="preserve">block rule you created in an earlier lab counts. Turning on logging under</w:t>
+      </w:r>
+      <w:r>
+        <w:t xml:space="preserve"> </w:t>
+      </w:r>
+      <w:r>
+        <w:rPr>
+          <w:b/>
+        </w:rPr>
+        <w:t xml:space="preserve">Status → System Logs → Settings</w:t>
+      </w:r>
+      <w:r>
+        <w:t xml:space="preserve"> </w:t>
+      </w:r>
+      <w:r>
+        <w:t xml:space="preserve">does</w:t>
+      </w:r>
+      <w:r>
+        <w:t xml:space="preserve"> </w:t>
+      </w:r>
+      <w:r>
+        <w:rPr>
+          <w:i/>
+        </w:rPr>
+        <w:t xml:space="preserve">not</w:t>
+      </w:r>
+      <w:r>
+        <w:t xml:space="preserve"> </w:t>
+      </w:r>
+      <w:r>
+        <w:t xml:space="preserve">satisfy the check — pfSense stores</w:t>
+      </w:r>
+      <w:r>
+        <w:t xml:space="preserve"> </w:t>
+      </w:r>
+      <w:r>
+        <w:t xml:space="preserve">logging per rule</w:t>
+      </w:r>
+    </w:p>
+    <w:p>
+      <w:pPr>
+        <w:numPr>
+          <w:ilvl w:val="1"/>
+          <w:numId w:val="1099"/>
+        </w:numPr>
+        <w:pStyle w:val="Compact"/>
+      </w:pPr>
+      <w:r>
+        <w:rPr>
+          <w:b/>
+        </w:rPr>
+        <w:t xml:space="preserve">How the automated check reports this lab:</w:t>
+      </w:r>
+      <w:r>
+        <w:t xml:space="preserve"> </w:t>
+      </w:r>
+      <w:r>
+        <w:rPr>
+          <w:rStyle w:val="VerbatimChar"/>
+        </w:rPr>
+        <w:t xml:space="preserve">capstone: passed 4/5 checks; failing: logging (logging off on rule 10 on opt1 ('Block DMZ to LAN lateral movement'))</w:t>
+      </w:r>
+      <w:r>
+        <w:t xml:space="preserve"> </w:t>
+      </w:r>
+      <w:r>
+        <w:t xml:space="preserve">— the</w:t>
+      </w:r>
+      <w:r>
+        <w:t xml:space="preserve"> </w:t>
+      </w:r>
+      <w:r>
+        <w:t xml:space="preserve">failing item is named, and for logging every block rule still missing the tick is</w:t>
+      </w:r>
+      <w:r>
+        <w:t xml:space="preserve"> </w:t>
+      </w:r>
+      <w:r>
+        <w:t xml:space="preserve">listed by number, interface tab and description</w:t>
       </w:r>
     </w:p>
     <w:p>

--- a/docs/SC-Lab-Completion-Guide.docx
+++ b/docs/SC-Lab-Completion-Guide.docx
@@ -345,7 +345,33 @@
         <w:t xml:space="preserve"> </w:t>
       </w:r>
       <w:r>
-        <w:t xml:space="preserve">(your instructor will provide your username and password)</w:t>
+        <w:t xml:space="preserve">— your username and lab password are shown in the portal at</w:t>
+      </w:r>
+      <w:r>
+        <w:t xml:space="preserve"> </w:t>
+      </w:r>
+      <w:hyperlink r:id="rId24">
+        <w:r>
+          <w:rPr>
+            <w:rStyle w:val="Hyperlink"/>
+          </w:rPr>
+          <w:t xml:space="preserve">https://my.digitalrcc.com</w:t>
+        </w:r>
+      </w:hyperlink>
+      <w:r>
+        <w:t xml:space="preserve"> </w:t>
+      </w:r>
+      <w:r>
+        <w:t xml:space="preserve">under</w:t>
+      </w:r>
+      <w:r>
+        <w:t xml:space="preserve"> </w:t>
+      </w:r>
+      <w:r>
+        <w:rPr>
+          <w:b/>
+        </w:rPr>
+        <w:t xml:space="preserve">Start Here → Lab Access</w:t>
       </w:r>
     </w:p>
     <w:p>
@@ -364,11 +390,11 @@
       <w:pPr>
         <w:pStyle w:val="Heading3"/>
       </w:pPr>
-      <w:bookmarkStart w:id="24" w:name="what-you-will-be-doing"/>
+      <w:bookmarkStart w:id="25" w:name="what-you-will-be-doing"/>
       <w:r>
         <w:t xml:space="preserve">What You Will Be Doing</w:t>
       </w:r>
-      <w:bookmarkEnd w:id="24"/>
+      <w:bookmarkEnd w:id="25"/>
     </w:p>
     <w:p>
       <w:pPr>
@@ -397,11 +423,11 @@
       <w:pPr>
         <w:pStyle w:val="Heading3"/>
       </w:pPr>
-      <w:bookmarkStart w:id="25" w:name="cmmc-context"/>
+      <w:bookmarkStart w:id="26" w:name="cmmc-context"/>
       <w:r>
         <w:t xml:space="preserve">CMMC Context</w:t>
       </w:r>
-      <w:bookmarkEnd w:id="25"/>
+      <w:bookmarkEnd w:id="26"/>
     </w:p>
     <w:p>
       <w:pPr>
@@ -466,11 +492,11 @@
       <w:pPr>
         <w:pStyle w:val="Heading2"/>
       </w:pPr>
-      <w:bookmarkStart w:id="26" w:name="how-to-connect-to-the-lab-environment"/>
+      <w:bookmarkStart w:id="27" w:name="how-to-connect-to-the-lab-environment"/>
       <w:r>
         <w:t xml:space="preserve">How to Connect to the Lab Environment</w:t>
       </w:r>
-      <w:bookmarkEnd w:id="26"/>
+      <w:bookmarkEnd w:id="27"/>
     </w:p>
     <w:p>
       <w:pPr>
@@ -499,11 +525,11 @@
       <w:pPr>
         <w:pStyle w:val="Heading3"/>
       </w:pPr>
-      <w:bookmarkStart w:id="27" w:name="step-1-open-the-guacamole-gateway"/>
+      <w:bookmarkStart w:id="28" w:name="step-1-open-the-guacamole-gateway"/>
       <w:r>
         <w:t xml:space="preserve">Step 1: Open the Guacamole Gateway</w:t>
       </w:r>
-      <w:bookmarkEnd w:id="27"/>
+      <w:bookmarkEnd w:id="28"/>
     </w:p>
     <w:p>
       <w:pPr>
@@ -531,7 +557,7 @@
       <w:r>
         <w:t xml:space="preserve"> </w:t>
       </w:r>
-      <w:hyperlink r:id="rId28">
+      <w:hyperlink r:id="rId29">
         <w:r>
           <w:rPr>
             <w:rStyle w:val="Hyperlink"/>
@@ -557,11 +583,11 @@
       <w:pPr>
         <w:pStyle w:val="Heading3"/>
       </w:pPr>
-      <w:bookmarkStart w:id="29" w:name="Xe90d7d5e4efae25eb475e9742c935b4a645a514"/>
+      <w:bookmarkStart w:id="30" w:name="Xe90d7d5e4efae25eb475e9742c935b4a645a514"/>
       <w:r>
         <w:t xml:space="preserve">Step 2: Log In with Your Student Credentials</w:t>
       </w:r>
-      <w:bookmarkEnd w:id="29"/>
+      <w:bookmarkEnd w:id="30"/>
     </w:p>
     <w:p>
       <w:pPr>
@@ -713,7 +739,57 @@
         <w:t xml:space="preserve"> </w:t>
       </w:r>
       <w:r>
-        <w:t xml:space="preserve">(provided by your instructor)</w:t>
+        <w:t xml:space="preserve">— sign in to the portal at</w:t>
+      </w:r>
+      <w:r>
+        <w:t xml:space="preserve"> </w:t>
+      </w:r>
+      <w:hyperlink r:id="rId24">
+        <w:r>
+          <w:rPr>
+            <w:rStyle w:val="Hyperlink"/>
+          </w:rPr>
+          <w:t xml:space="preserve">https://my.digitalrcc.com</w:t>
+        </w:r>
+      </w:hyperlink>
+      <w:r>
+        <w:t xml:space="preserve">, open</w:t>
+      </w:r>
+      <w:r>
+        <w:t xml:space="preserve"> </w:t>
+      </w:r>
+      <w:r>
+        <w:rPr>
+          <w:b/>
+        </w:rPr>
+        <w:t xml:space="preserve">Start Here</w:t>
+      </w:r>
+      <w:r>
+        <w:t xml:space="preserve">, and under</w:t>
+      </w:r>
+      <w:r>
+        <w:t xml:space="preserve"> </w:t>
+      </w:r>
+      <w:r>
+        <w:rPr>
+          <w:b/>
+        </w:rPr>
+        <w:t xml:space="preserve">Lab Access</w:t>
+      </w:r>
+      <w:r>
+        <w:t xml:space="preserve"> </w:t>
+      </w:r>
+      <w:r>
+        <w:t xml:space="preserve">click</w:t>
+      </w:r>
+      <w:r>
+        <w:t xml:space="preserve"> </w:t>
+      </w:r>
+      <w:r>
+        <w:rPr>
+          <w:b/>
+        </w:rPr>
+        <w:t xml:space="preserve">Show my lab password</w:t>
       </w:r>
     </w:p>
     <w:p>
@@ -741,11 +817,11 @@
       <w:pPr>
         <w:pStyle w:val="Heading3"/>
       </w:pPr>
-      <w:bookmarkStart w:id="30" w:name="step-3-connect-to-the-domain-controller"/>
-      <w:r>
-        <w:t xml:space="preserve">Step 3: Connect to the Domain Controller</w:t>
-      </w:r>
-      <w:bookmarkEnd w:id="30"/>
+      <w:bookmarkStart w:id="31" w:name="step-3-connect-to-your-pod-server"/>
+      <w:r>
+        <w:t xml:space="preserve">Step 3: Connect to Your Pod Server</w:t>
+      </w:r>
+      <w:bookmarkEnd w:id="31"/>
     </w:p>
     <w:p>
       <w:pPr>
@@ -813,7 +889,7 @@
               <w:rPr>
                 <w:b/>
               </w:rPr>
-              <w:t xml:space="preserve">PODXX-DC</w:t>
+              <w:t xml:space="preserve">PODXX-SRV</w:t>
             </w:r>
           </w:p>
         </w:tc>
@@ -824,7 +900,7 @@
               <w:jc w:val="left"/>
             </w:pPr>
             <w:r>
-              <w:t xml:space="preserve">Domain Controller — your desktop for every lab, including the firewall labs</w:t>
+              <w:t xml:space="preserve">Your pod server — your desktop for every lab, including the firewall labs</w:t>
             </w:r>
           </w:p>
         </w:tc>
@@ -850,7 +926,7 @@
         <w:rPr>
           <w:b/>
         </w:rPr>
-        <w:t xml:space="preserve">PODXX-DC</w:t>
+        <w:t xml:space="preserve">PODXX-SRV</w:t>
       </w:r>
       <w:r>
         <w:t xml:space="preserve">, as described in the next section.</w:t>
@@ -874,7 +950,7 @@
         <w:rPr>
           <w:b/>
         </w:rPr>
-        <w:t xml:space="preserve">PODXX-DC</w:t>
+        <w:t xml:space="preserve">PODXX-SRV</w:t>
       </w:r>
       <w:r>
         <w:t xml:space="preserve"> </w:t>
@@ -889,7 +965,7 @@
         <w:rPr>
           <w:b/>
         </w:rPr>
-        <w:t xml:space="preserve">POD03-DC</w:t>
+        <w:t xml:space="preserve">POD03-SRV</w:t>
       </w:r>
       <w:r>
         <w:t xml:space="preserve">)</w:t>
@@ -974,11 +1050,11 @@
       <w:pPr>
         <w:pStyle w:val="Heading2"/>
       </w:pPr>
-      <w:bookmarkStart w:id="31" w:name="how-to-access-the-pfsense-firewall"/>
+      <w:bookmarkStart w:id="32" w:name="how-to-access-the-pfsense-firewall"/>
       <w:r>
         <w:t xml:space="preserve">How to Access the pfSense Firewall</w:t>
       </w:r>
-      <w:bookmarkEnd w:id="31"/>
+      <w:bookmarkEnd w:id="32"/>
     </w:p>
     <w:p>
       <w:pPr>
@@ -1012,7 +1088,7 @@
         <w:rPr>
           <w:b/>
         </w:rPr>
-        <w:t xml:space="preserve">PODXX-DC</w:t>
+        <w:t xml:space="preserve">PODXX-SRV</w:t>
       </w:r>
       <w:r>
         <w:t xml:space="preserve"> </w:t>
@@ -1056,7 +1132,7 @@
       <w:r>
         <w:t xml:space="preserve"> </w:t>
       </w:r>
-      <w:hyperlink r:id="rId32">
+      <w:hyperlink r:id="rId33">
         <w:r>
           <w:rPr>
             <w:rStyle w:val="Hyperlink"/>
@@ -1139,11 +1215,11 @@
       <w:pPr>
         <w:pStyle w:val="Heading3"/>
       </w:pPr>
-      <w:bookmarkStart w:id="33" w:name="pfsense-login-credentials"/>
+      <w:bookmarkStart w:id="34" w:name="pfsense-login-credentials"/>
       <w:r>
         <w:t xml:space="preserve">pfSense Login Credentials</w:t>
       </w:r>
-      <w:bookmarkEnd w:id="33"/>
+      <w:bookmarkEnd w:id="34"/>
     </w:p>
     <w:tbl>
       <w:tblPr>
@@ -1266,18 +1342,18 @@
       <w:pPr>
         <w:pStyle w:val="Heading2"/>
       </w:pPr>
-      <w:bookmarkStart w:id="34" w:name="how-to-open-lab-artifacts"/>
+      <w:bookmarkStart w:id="35" w:name="how-to-open-lab-artifacts"/>
       <w:r>
         <w:t xml:space="preserve">How to Open Lab Artifacts</w:t>
       </w:r>
-      <w:bookmarkEnd w:id="34"/>
+      <w:bookmarkEnd w:id="35"/>
     </w:p>
     <w:p>
       <w:pPr>
         <w:pStyle w:val="FirstParagraph"/>
       </w:pPr>
       <w:r>
-        <w:t xml:space="preserve">Lab artifacts (worksheets, instructions, evidence templates) are stored on the Domain Controller:</w:t>
+        <w:t xml:space="preserve">Lab artifacts (worksheets, instructions, evidence templates) are stored on your pod server:</w:t>
       </w:r>
     </w:p>
     <w:p>
@@ -1298,7 +1374,7 @@
         <w:rPr>
           <w:b/>
         </w:rPr>
-        <w:t xml:space="preserve">PODXX-DC</w:t>
+        <w:t xml:space="preserve">PODXX-SRV</w:t>
       </w:r>
       <w:r>
         <w:t xml:space="preserve"> </w:t>
@@ -1434,11 +1510,11 @@
       <w:pPr>
         <w:pStyle w:val="Heading3"/>
       </w:pPr>
-      <w:bookmarkStart w:id="35" w:name="saving-your-work"/>
+      <w:bookmarkStart w:id="36" w:name="saving-your-work"/>
       <w:r>
         <w:t xml:space="preserve">Saving Your Work</w:t>
       </w:r>
-      <w:bookmarkEnd w:id="35"/>
+      <w:bookmarkEnd w:id="36"/>
     </w:p>
     <w:p>
       <w:pPr>
@@ -1525,11 +1601,11 @@
       <w:pPr>
         <w:pStyle w:val="Heading2"/>
       </w:pPr>
-      <w:bookmarkStart w:id="36" w:name="understanding-your-pod"/>
+      <w:bookmarkStart w:id="37" w:name="understanding-your-pod"/>
       <w:r>
         <w:t xml:space="preserve">Understanding Your Pod</w:t>
       </w:r>
-      <w:bookmarkEnd w:id="36"/>
+      <w:bookmarkEnd w:id="37"/>
     </w:p>
     <w:p>
       <w:pPr>
@@ -1556,7 +1632,7 @@
         <w:rPr>
           <w:rStyle w:val="VerbatimChar"/>
         </w:rPr>
-        <w:t xml:space="preserve">├── PODXX-DC (Domain Controller)</w:t>
+        <w:t xml:space="preserve">├── PODXX-SRV (your domain-joined pod server)</w:t>
       </w:r>
       <w:r>
         <w:br/>
@@ -1565,7 +1641,7 @@
         <w:rPr>
           <w:rStyle w:val="VerbatimChar"/>
         </w:rPr>
-        <w:t xml:space="preserve">│   ├── Active Directory</w:t>
+        <w:t xml:space="preserve">│   ├── Active Directory management tools</w:t>
       </w:r>
       <w:r>
         <w:br/>
@@ -1601,7 +1677,7 @@
         <w:rPr>
           <w:rStyle w:val="VerbatimChar"/>
         </w:rPr>
-        <w:t xml:space="preserve">└── PODXX-GW (Gateway/Firewall — reached from a browser on PODXX-DC)</w:t>
+        <w:t xml:space="preserve">└── PODXX-GW (Gateway/Firewall — reached from a browser on PODXX-SRV)</w:t>
       </w:r>
       <w:r>
         <w:br/>
@@ -1659,21 +1735,21 @@
       <w:pPr>
         <w:pStyle w:val="Heading2"/>
       </w:pPr>
-      <w:bookmarkStart w:id="37" w:name="Xdf5cffe0d50ff0f000292790201659cb7bdfbe6"/>
+      <w:bookmarkStart w:id="38" w:name="Xdf5cffe0d50ff0f000292790201659cb7bdfbe6"/>
       <w:r>
         <w:t xml:space="preserve">Module 1: Foundations of the Digital Perimeter</w:t>
       </w:r>
-      <w:bookmarkEnd w:id="37"/>
+      <w:bookmarkEnd w:id="38"/>
     </w:p>
     <w:p>
       <w:pPr>
         <w:pStyle w:val="Heading3"/>
       </w:pPr>
-      <w:bookmarkStart w:id="38" w:name="lab-m1-l1-understanding-trust-boundaries"/>
+      <w:bookmarkStart w:id="39" w:name="lab-m1-l1-understanding-trust-boundaries"/>
       <w:r>
         <w:t xml:space="preserve">Lab M1-L1: Understanding Trust Boundaries</w:t>
       </w:r>
-      <w:bookmarkEnd w:id="38"/>
+      <w:bookmarkEnd w:id="39"/>
     </w:p>
     <w:p>
       <w:pPr>
@@ -1726,11 +1802,11 @@
       <w:pPr>
         <w:pStyle w:val="Heading4"/>
       </w:pPr>
-      <w:bookmarkStart w:id="39" w:name="scenario"/>
+      <w:bookmarkStart w:id="40" w:name="scenario"/>
       <w:r>
         <w:t xml:space="preserve">Scenario</w:t>
       </w:r>
-      <w:bookmarkEnd w:id="39"/>
+      <w:bookmarkEnd w:id="40"/>
     </w:p>
     <w:p>
       <w:pPr>
@@ -1744,11 +1820,11 @@
       <w:pPr>
         <w:pStyle w:val="Heading4"/>
       </w:pPr>
-      <w:bookmarkStart w:id="40" w:name="what-you-need-1"/>
+      <w:bookmarkStart w:id="41" w:name="what-you-need-1"/>
       <w:r>
         <w:t xml:space="preserve">What You Need</w:t>
       </w:r>
-      <w:bookmarkEnd w:id="40"/>
+      <w:bookmarkEnd w:id="41"/>
     </w:p>
     <w:p>
       <w:pPr>
@@ -1803,7 +1879,7 @@
       <w:r>
         <w:t xml:space="preserve">Access to pfSense Dashboard (</w:t>
       </w:r>
-      <w:hyperlink r:id="rId32">
+      <w:hyperlink r:id="rId33">
         <w:r>
           <w:rPr>
             <w:rStyle w:val="Hyperlink"/>
@@ -1819,11 +1895,11 @@
       <w:pPr>
         <w:pStyle w:val="Heading4"/>
       </w:pPr>
-      <w:bookmarkStart w:id="41" w:name="steps"/>
+      <w:bookmarkStart w:id="42" w:name="steps"/>
       <w:r>
         <w:t xml:space="preserve">Steps</w:t>
       </w:r>
-      <w:bookmarkEnd w:id="41"/>
+      <w:bookmarkEnd w:id="42"/>
     </w:p>
     <w:p>
       <w:pPr>
@@ -1848,7 +1924,7 @@
         <w:pStyle w:val="Compact"/>
       </w:pPr>
       <w:r>
-        <w:t xml:space="preserve">On PODXX-DC, navigate to</w:t>
+        <w:t xml:space="preserve">On PODXX-SRV, navigate to</w:t>
       </w:r>
       <w:r>
         <w:t xml:space="preserve"> </w:t>
@@ -2310,11 +2386,11 @@
       <w:pPr>
         <w:pStyle w:val="Heading4"/>
       </w:pPr>
-      <w:bookmarkStart w:id="42" w:name="why-this-matters"/>
+      <w:bookmarkStart w:id="43" w:name="why-this-matters"/>
       <w:r>
         <w:t xml:space="preserve">Why This Matters</w:t>
       </w:r>
-      <w:bookmarkEnd w:id="42"/>
+      <w:bookmarkEnd w:id="43"/>
     </w:p>
     <w:p>
       <w:pPr>
@@ -2335,11 +2411,11 @@
       <w:pPr>
         <w:pStyle w:val="Heading3"/>
       </w:pPr>
-      <w:bookmarkStart w:id="43" w:name="lab-m1-l2-deny-by-default-firewall"/>
+      <w:bookmarkStart w:id="44" w:name="lab-m1-l2-deny-by-default-firewall"/>
       <w:r>
         <w:t xml:space="preserve">Lab M1-L2: Deny By Default Firewall</w:t>
       </w:r>
-      <w:bookmarkEnd w:id="43"/>
+      <w:bookmarkEnd w:id="44"/>
     </w:p>
     <w:p>
       <w:pPr>
@@ -2392,11 +2468,11 @@
       <w:pPr>
         <w:pStyle w:val="Heading4"/>
       </w:pPr>
-      <w:bookmarkStart w:id="44" w:name="scenario-1"/>
+      <w:bookmarkStart w:id="45" w:name="scenario-1"/>
       <w:r>
         <w:t xml:space="preserve">Scenario</w:t>
       </w:r>
-      <w:bookmarkEnd w:id="44"/>
+      <w:bookmarkEnd w:id="45"/>
     </w:p>
     <w:p>
       <w:pPr>
@@ -2410,11 +2486,11 @@
       <w:pPr>
         <w:pStyle w:val="Heading4"/>
       </w:pPr>
-      <w:bookmarkStart w:id="45" w:name="what-you-need-2"/>
+      <w:bookmarkStart w:id="46" w:name="what-you-need-2"/>
       <w:r>
         <w:t xml:space="preserve">What You Need</w:t>
       </w:r>
-      <w:bookmarkEnd w:id="45"/>
+      <w:bookmarkEnd w:id="46"/>
     </w:p>
     <w:p>
       <w:pPr>
@@ -2427,7 +2503,7 @@
       <w:r>
         <w:t xml:space="preserve">pfSense web UI (</w:t>
       </w:r>
-      <w:hyperlink r:id="rId32">
+      <w:hyperlink r:id="rId33">
         <w:r>
           <w:rPr>
             <w:rStyle w:val="Hyperlink"/>
@@ -2464,11 +2540,11 @@
       <w:pPr>
         <w:pStyle w:val="Heading4"/>
       </w:pPr>
-      <w:bookmarkStart w:id="46" w:name="steps-1"/>
+      <w:bookmarkStart w:id="47" w:name="steps-1"/>
       <w:r>
         <w:t xml:space="preserve">Steps</w:t>
       </w:r>
-      <w:bookmarkEnd w:id="46"/>
+      <w:bookmarkEnd w:id="47"/>
     </w:p>
     <w:p>
       <w:pPr>
@@ -3403,11 +3479,11 @@
       <w:pPr>
         <w:pStyle w:val="Heading4"/>
       </w:pPr>
-      <w:bookmarkStart w:id="47" w:name="why-this-matters-1"/>
+      <w:bookmarkStart w:id="48" w:name="why-this-matters-1"/>
       <w:r>
         <w:t xml:space="preserve">Why This Matters</w:t>
       </w:r>
-      <w:bookmarkEnd w:id="47"/>
+      <w:bookmarkEnd w:id="48"/>
     </w:p>
     <w:p>
       <w:pPr>
@@ -3428,11 +3504,11 @@
       <w:pPr>
         <w:pStyle w:val="Heading3"/>
       </w:pPr>
-      <w:bookmarkStart w:id="48" w:name="lab-m1-l3-monitor-control-protect"/>
+      <w:bookmarkStart w:id="49" w:name="lab-m1-l3-monitor-control-protect"/>
       <w:r>
         <w:t xml:space="preserve">Lab M1-L3: Monitor, Control, Protect</w:t>
       </w:r>
-      <w:bookmarkEnd w:id="48"/>
+      <w:bookmarkEnd w:id="49"/>
     </w:p>
     <w:p>
       <w:pPr>
@@ -3485,11 +3561,11 @@
       <w:pPr>
         <w:pStyle w:val="Heading4"/>
       </w:pPr>
-      <w:bookmarkStart w:id="49" w:name="scenario-2"/>
+      <w:bookmarkStart w:id="50" w:name="scenario-2"/>
       <w:r>
         <w:t xml:space="preserve">Scenario</w:t>
       </w:r>
-      <w:bookmarkEnd w:id="49"/>
+      <w:bookmarkEnd w:id="50"/>
     </w:p>
     <w:p>
       <w:pPr>
@@ -3548,11 +3624,11 @@
       <w:pPr>
         <w:pStyle w:val="Heading4"/>
       </w:pPr>
-      <w:bookmarkStart w:id="50" w:name="what-you-need-3"/>
+      <w:bookmarkStart w:id="51" w:name="what-you-need-3"/>
       <w:r>
         <w:t xml:space="preserve">What You Need</w:t>
       </w:r>
-      <w:bookmarkEnd w:id="50"/>
+      <w:bookmarkEnd w:id="51"/>
     </w:p>
     <w:p>
       <w:pPr>
@@ -3565,7 +3641,7 @@
       <w:r>
         <w:t xml:space="preserve">pfSense web UI (</w:t>
       </w:r>
-      <w:hyperlink r:id="rId32">
+      <w:hyperlink r:id="rId33">
         <w:r>
           <w:rPr>
             <w:rStyle w:val="Hyperlink"/>
@@ -3602,11 +3678,11 @@
       <w:pPr>
         <w:pStyle w:val="Heading4"/>
       </w:pPr>
-      <w:bookmarkStart w:id="51" w:name="steps-2"/>
+      <w:bookmarkStart w:id="52" w:name="steps-2"/>
       <w:r>
         <w:t xml:space="preserve">Steps</w:t>
       </w:r>
-      <w:bookmarkEnd w:id="51"/>
+      <w:bookmarkEnd w:id="52"/>
     </w:p>
     <w:p>
       <w:pPr>
@@ -4097,11 +4173,11 @@
       <w:pPr>
         <w:pStyle w:val="Heading4"/>
       </w:pPr>
-      <w:bookmarkStart w:id="52" w:name="why-this-matters-2"/>
+      <w:bookmarkStart w:id="53" w:name="why-this-matters-2"/>
       <w:r>
         <w:t xml:space="preserve">Why This Matters</w:t>
       </w:r>
-      <w:bookmarkEnd w:id="52"/>
+      <w:bookmarkEnd w:id="53"/>
     </w:p>
     <w:p>
       <w:pPr>
@@ -4122,21 +4198,21 @@
       <w:pPr>
         <w:pStyle w:val="Heading2"/>
       </w:pPr>
-      <w:bookmarkStart w:id="53" w:name="Xc6d0ede1f308948163d03a1f0fe2d49df122cbd"/>
+      <w:bookmarkStart w:id="54" w:name="Xc6d0ede1f308948163d03a1f0fe2d49df122cbd"/>
       <w:r>
         <w:t xml:space="preserve">Module 2: External and Internal Boundaries</w:t>
       </w:r>
-      <w:bookmarkEnd w:id="53"/>
+      <w:bookmarkEnd w:id="54"/>
     </w:p>
     <w:p>
       <w:pPr>
         <w:pStyle w:val="Heading3"/>
       </w:pPr>
-      <w:bookmarkStart w:id="54" w:name="X3e0734be806afee99e5de0032fcafc9a77da82c"/>
+      <w:bookmarkStart w:id="55" w:name="X3e0734be806afee99e5de0032fcafc9a77da82c"/>
       <w:r>
         <w:t xml:space="preserve">Lab M2-L1: Draw the Organizational Boundary</w:t>
       </w:r>
-      <w:bookmarkEnd w:id="54"/>
+      <w:bookmarkEnd w:id="55"/>
     </w:p>
     <w:p>
       <w:pPr>
@@ -4189,11 +4265,11 @@
       <w:pPr>
         <w:pStyle w:val="Heading4"/>
       </w:pPr>
-      <w:bookmarkStart w:id="55" w:name="scenario-3"/>
+      <w:bookmarkStart w:id="56" w:name="scenario-3"/>
       <w:r>
         <w:t xml:space="preserve">Scenario</w:t>
       </w:r>
-      <w:bookmarkEnd w:id="55"/>
+      <w:bookmarkEnd w:id="56"/>
     </w:p>
     <w:p>
       <w:pPr>
@@ -4207,11 +4283,11 @@
       <w:pPr>
         <w:pStyle w:val="Heading4"/>
       </w:pPr>
-      <w:bookmarkStart w:id="56" w:name="steps-3"/>
+      <w:bookmarkStart w:id="57" w:name="steps-3"/>
       <w:r>
         <w:t xml:space="preserve">Steps</w:t>
       </w:r>
-      <w:bookmarkEnd w:id="56"/>
+      <w:bookmarkEnd w:id="57"/>
     </w:p>
     <w:p>
       <w:pPr>
@@ -4238,7 +4314,7 @@
       <w:r>
         <w:t xml:space="preserve">Log into pfSense (</w:t>
       </w:r>
-      <w:hyperlink r:id="rId32">
+      <w:hyperlink r:id="rId33">
         <w:r>
           <w:rPr>
             <w:rStyle w:val="Hyperlink"/>
@@ -4528,11 +4604,11 @@
       <w:pPr>
         <w:pStyle w:val="Heading3"/>
       </w:pPr>
-      <w:bookmarkStart w:id="57" w:name="lab-m2-l2-secure-the-dmz"/>
+      <w:bookmarkStart w:id="58" w:name="lab-m2-l2-secure-the-dmz"/>
       <w:r>
         <w:t xml:space="preserve">Lab M2-L2: Secure the DMZ</w:t>
       </w:r>
-      <w:bookmarkEnd w:id="57"/>
+      <w:bookmarkEnd w:id="58"/>
     </w:p>
     <w:p>
       <w:pPr>
@@ -4585,11 +4661,11 @@
       <w:pPr>
         <w:pStyle w:val="Heading4"/>
       </w:pPr>
-      <w:bookmarkStart w:id="58" w:name="scenario-4"/>
+      <w:bookmarkStart w:id="59" w:name="scenario-4"/>
       <w:r>
         <w:t xml:space="preserve">Scenario</w:t>
       </w:r>
-      <w:bookmarkEnd w:id="58"/>
+      <w:bookmarkEnd w:id="59"/>
     </w:p>
     <w:p>
       <w:pPr>
@@ -4603,11 +4679,11 @@
       <w:pPr>
         <w:pStyle w:val="Heading4"/>
       </w:pPr>
-      <w:bookmarkStart w:id="59" w:name="steps-4"/>
+      <w:bookmarkStart w:id="60" w:name="steps-4"/>
       <w:r>
         <w:t xml:space="preserve">Steps</w:t>
       </w:r>
-      <w:bookmarkEnd w:id="59"/>
+      <w:bookmarkEnd w:id="60"/>
     </w:p>
     <w:p>
       <w:pPr>
@@ -5509,11 +5585,11 @@
       <w:pPr>
         <w:pStyle w:val="Heading3"/>
       </w:pPr>
-      <w:bookmarkStart w:id="60" w:name="X6d6b0d75a86dd000fe2fb1a246a4fc8df809e05"/>
+      <w:bookmarkStart w:id="61" w:name="X6d6b0d75a86dd000fe2fb1a246a4fc8df809e05"/>
       <w:r>
         <w:t xml:space="preserve">Lab M2-L3: Internal Segmentation with VLANs</w:t>
       </w:r>
-      <w:bookmarkEnd w:id="60"/>
+      <w:bookmarkEnd w:id="61"/>
     </w:p>
     <w:p>
       <w:pPr>
@@ -5566,11 +5642,11 @@
       <w:pPr>
         <w:pStyle w:val="Heading4"/>
       </w:pPr>
-      <w:bookmarkStart w:id="61" w:name="scenario-5"/>
+      <w:bookmarkStart w:id="62" w:name="scenario-5"/>
       <w:r>
         <w:t xml:space="preserve">Scenario</w:t>
       </w:r>
-      <w:bookmarkEnd w:id="61"/>
+      <w:bookmarkEnd w:id="62"/>
     </w:p>
     <w:p>
       <w:pPr>
@@ -5584,11 +5660,11 @@
       <w:pPr>
         <w:pStyle w:val="Heading4"/>
       </w:pPr>
-      <w:bookmarkStart w:id="62" w:name="steps-5"/>
+      <w:bookmarkStart w:id="63" w:name="steps-5"/>
       <w:r>
         <w:t xml:space="preserve">Steps</w:t>
       </w:r>
-      <w:bookmarkEnd w:id="62"/>
+      <w:bookmarkEnd w:id="63"/>
     </w:p>
     <w:p>
       <w:pPr>
@@ -6665,11 +6741,11 @@
       <w:pPr>
         <w:pStyle w:val="Heading4"/>
       </w:pPr>
-      <w:bookmarkStart w:id="63" w:name="why-this-matters-3"/>
+      <w:bookmarkStart w:id="64" w:name="why-this-matters-3"/>
       <w:r>
         <w:t xml:space="preserve">Why This Matters</w:t>
       </w:r>
-      <w:bookmarkEnd w:id="63"/>
+      <w:bookmarkEnd w:id="64"/>
     </w:p>
     <w:p>
       <w:pPr>
@@ -6690,21 +6766,21 @@
       <w:pPr>
         <w:pStyle w:val="Heading2"/>
       </w:pPr>
-      <w:bookmarkStart w:id="64" w:name="module-3-firewall-rules"/>
+      <w:bookmarkStart w:id="65" w:name="module-3-firewall-rules"/>
       <w:r>
         <w:t xml:space="preserve">Module 3: Firewall Rules</w:t>
       </w:r>
-      <w:bookmarkEnd w:id="64"/>
+      <w:bookmarkEnd w:id="65"/>
     </w:p>
     <w:p>
       <w:pPr>
         <w:pStyle w:val="Heading3"/>
       </w:pPr>
-      <w:bookmarkStart w:id="65" w:name="lab-m3-l1-firewall-rule-audit"/>
+      <w:bookmarkStart w:id="66" w:name="lab-m3-l1-firewall-rule-audit"/>
       <w:r>
         <w:t xml:space="preserve">Lab M3-L1: Firewall Rule Audit</w:t>
       </w:r>
-      <w:bookmarkEnd w:id="65"/>
+      <w:bookmarkEnd w:id="66"/>
     </w:p>
     <w:p>
       <w:pPr>
@@ -6757,11 +6833,11 @@
       <w:pPr>
         <w:pStyle w:val="Heading4"/>
       </w:pPr>
-      <w:bookmarkStart w:id="66" w:name="scenario-6"/>
+      <w:bookmarkStart w:id="67" w:name="scenario-6"/>
       <w:r>
         <w:t xml:space="preserve">Scenario</w:t>
       </w:r>
-      <w:bookmarkEnd w:id="66"/>
+      <w:bookmarkEnd w:id="67"/>
     </w:p>
     <w:p>
       <w:pPr>
@@ -6775,11 +6851,11 @@
       <w:pPr>
         <w:pStyle w:val="Heading4"/>
       </w:pPr>
-      <w:bookmarkStart w:id="67" w:name="steps-6"/>
+      <w:bookmarkStart w:id="68" w:name="steps-6"/>
       <w:r>
         <w:t xml:space="preserve">Steps</w:t>
       </w:r>
-      <w:bookmarkEnd w:id="67"/>
+      <w:bookmarkEnd w:id="68"/>
     </w:p>
     <w:p>
       <w:pPr>
@@ -7501,11 +7577,11 @@
       <w:pPr>
         <w:pStyle w:val="Heading3"/>
       </w:pPr>
-      <w:bookmarkStart w:id="68" w:name="lab-m3-l2-rule-ordering-challenge"/>
+      <w:bookmarkStart w:id="69" w:name="lab-m3-l2-rule-ordering-challenge"/>
       <w:r>
         <w:t xml:space="preserve">Lab M3-L2: Rule Ordering Challenge</w:t>
       </w:r>
-      <w:bookmarkEnd w:id="68"/>
+      <w:bookmarkEnd w:id="69"/>
     </w:p>
     <w:p>
       <w:pPr>
@@ -7558,11 +7634,11 @@
       <w:pPr>
         <w:pStyle w:val="Heading4"/>
       </w:pPr>
-      <w:bookmarkStart w:id="69" w:name="scenario-7"/>
+      <w:bookmarkStart w:id="70" w:name="scenario-7"/>
       <w:r>
         <w:t xml:space="preserve">Scenario</w:t>
       </w:r>
-      <w:bookmarkEnd w:id="69"/>
+      <w:bookmarkEnd w:id="70"/>
     </w:p>
     <w:p>
       <w:pPr>
@@ -7576,11 +7652,11 @@
       <w:pPr>
         <w:pStyle w:val="Heading4"/>
       </w:pPr>
-      <w:bookmarkStart w:id="70" w:name="steps-7"/>
+      <w:bookmarkStart w:id="71" w:name="steps-7"/>
       <w:r>
         <w:t xml:space="preserve">Steps</w:t>
       </w:r>
-      <w:bookmarkEnd w:id="70"/>
+      <w:bookmarkEnd w:id="71"/>
     </w:p>
     <w:p>
       <w:pPr>
@@ -8044,11 +8120,11 @@
       <w:pPr>
         <w:pStyle w:val="Heading3"/>
       </w:pPr>
-      <w:bookmarkStart w:id="71" w:name="lab-m3-l3-least-privilege-access"/>
+      <w:bookmarkStart w:id="72" w:name="lab-m3-l3-least-privilege-access"/>
       <w:r>
         <w:t xml:space="preserve">Lab M3-L3: Least Privilege Access</w:t>
       </w:r>
-      <w:bookmarkEnd w:id="71"/>
+      <w:bookmarkEnd w:id="72"/>
     </w:p>
     <w:p>
       <w:pPr>
@@ -8101,11 +8177,11 @@
       <w:pPr>
         <w:pStyle w:val="Heading4"/>
       </w:pPr>
-      <w:bookmarkStart w:id="72" w:name="scenario-8"/>
+      <w:bookmarkStart w:id="73" w:name="scenario-8"/>
       <w:r>
         <w:t xml:space="preserve">Scenario</w:t>
       </w:r>
-      <w:bookmarkEnd w:id="72"/>
+      <w:bookmarkEnd w:id="73"/>
     </w:p>
     <w:p>
       <w:pPr>
@@ -8119,11 +8195,11 @@
       <w:pPr>
         <w:pStyle w:val="Heading4"/>
       </w:pPr>
-      <w:bookmarkStart w:id="73" w:name="steps-8"/>
+      <w:bookmarkStart w:id="74" w:name="steps-8"/>
       <w:r>
         <w:t xml:space="preserve">Steps</w:t>
       </w:r>
-      <w:bookmarkEnd w:id="73"/>
+      <w:bookmarkEnd w:id="74"/>
     </w:p>
     <w:p>
       <w:pPr>
@@ -8421,11 +8497,11 @@
       <w:pPr>
         <w:pStyle w:val="Heading4"/>
       </w:pPr>
-      <w:bookmarkStart w:id="74" w:name="why-this-matters-4"/>
+      <w:bookmarkStart w:id="75" w:name="why-this-matters-4"/>
       <w:r>
         <w:t xml:space="preserve">Why This Matters</w:t>
       </w:r>
-      <w:bookmarkEnd w:id="74"/>
+      <w:bookmarkEnd w:id="75"/>
     </w:p>
     <w:p>
       <w:pPr>
@@ -8589,21 +8665,21 @@
       <w:pPr>
         <w:pStyle w:val="Heading2"/>
       </w:pPr>
-      <w:bookmarkStart w:id="75" w:name="module-4-monitoring-and-validation"/>
+      <w:bookmarkStart w:id="76" w:name="module-4-monitoring-and-validation"/>
       <w:r>
         <w:t xml:space="preserve">Module 4: Monitoring and Validation</w:t>
       </w:r>
-      <w:bookmarkEnd w:id="75"/>
+      <w:bookmarkEnd w:id="76"/>
     </w:p>
     <w:p>
       <w:pPr>
         <w:pStyle w:val="Heading3"/>
       </w:pPr>
-      <w:bookmarkStart w:id="76" w:name="lab-m4-l1-firewall-log-investigation"/>
+      <w:bookmarkStart w:id="77" w:name="lab-m4-l1-firewall-log-investigation"/>
       <w:r>
         <w:t xml:space="preserve">Lab M4-L1: Firewall Log Investigation</w:t>
       </w:r>
-      <w:bookmarkEnd w:id="76"/>
+      <w:bookmarkEnd w:id="77"/>
     </w:p>
     <w:p>
       <w:pPr>
@@ -8656,11 +8732,11 @@
       <w:pPr>
         <w:pStyle w:val="Heading4"/>
       </w:pPr>
-      <w:bookmarkStart w:id="77" w:name="scenario-9"/>
+      <w:bookmarkStart w:id="78" w:name="scenario-9"/>
       <w:r>
         <w:t xml:space="preserve">Scenario</w:t>
       </w:r>
-      <w:bookmarkEnd w:id="77"/>
+      <w:bookmarkEnd w:id="78"/>
     </w:p>
     <w:p>
       <w:pPr>
@@ -8674,11 +8750,11 @@
       <w:pPr>
         <w:pStyle w:val="Heading4"/>
       </w:pPr>
-      <w:bookmarkStart w:id="78" w:name="steps-9"/>
+      <w:bookmarkStart w:id="79" w:name="steps-9"/>
       <w:r>
         <w:t xml:space="preserve">Steps</w:t>
       </w:r>
-      <w:bookmarkEnd w:id="78"/>
+      <w:bookmarkEnd w:id="79"/>
     </w:p>
     <w:p>
       <w:pPr>
@@ -9130,11 +9206,11 @@
       <w:pPr>
         <w:pStyle w:val="Heading3"/>
       </w:pPr>
-      <w:bookmarkStart w:id="79" w:name="lab-m4-l2-verify-sc-compliance"/>
+      <w:bookmarkStart w:id="80" w:name="lab-m4-l2-verify-sc-compliance"/>
       <w:r>
         <w:t xml:space="preserve">Lab M4-L2: Verify SC Compliance</w:t>
       </w:r>
-      <w:bookmarkEnd w:id="79"/>
+      <w:bookmarkEnd w:id="80"/>
     </w:p>
     <w:p>
       <w:pPr>
@@ -9187,11 +9263,11 @@
       <w:pPr>
         <w:pStyle w:val="Heading4"/>
       </w:pPr>
-      <w:bookmarkStart w:id="80" w:name="scenario-10"/>
+      <w:bookmarkStart w:id="81" w:name="scenario-10"/>
       <w:r>
         <w:t xml:space="preserve">Scenario</w:t>
       </w:r>
-      <w:bookmarkEnd w:id="80"/>
+      <w:bookmarkEnd w:id="81"/>
     </w:p>
     <w:p>
       <w:pPr>
@@ -9205,11 +9281,11 @@
       <w:pPr>
         <w:pStyle w:val="Heading4"/>
       </w:pPr>
-      <w:bookmarkStart w:id="81" w:name="steps-10"/>
+      <w:bookmarkStart w:id="82" w:name="steps-10"/>
       <w:r>
         <w:t xml:space="preserve">Steps</w:t>
       </w:r>
-      <w:bookmarkEnd w:id="81"/>
+      <w:bookmarkEnd w:id="82"/>
     </w:p>
     <w:p>
       <w:pPr>
@@ -9618,11 +9694,11 @@
       <w:pPr>
         <w:pStyle w:val="Heading3"/>
       </w:pPr>
-      <w:bookmarkStart w:id="82" w:name="lab-m4-l3-final-capstone"/>
+      <w:bookmarkStart w:id="83" w:name="lab-m4-l3-final-capstone"/>
       <w:r>
         <w:t xml:space="preserve">Lab M4-L3: Final Capstone</w:t>
       </w:r>
-      <w:bookmarkEnd w:id="82"/>
+      <w:bookmarkEnd w:id="83"/>
     </w:p>
     <w:p>
       <w:pPr>
@@ -9675,11 +9751,11 @@
       <w:pPr>
         <w:pStyle w:val="Heading4"/>
       </w:pPr>
-      <w:bookmarkStart w:id="83" w:name="scenario-11"/>
+      <w:bookmarkStart w:id="84" w:name="scenario-11"/>
       <w:r>
         <w:t xml:space="preserve">Scenario</w:t>
       </w:r>
-      <w:bookmarkEnd w:id="83"/>
+      <w:bookmarkEnd w:id="84"/>
     </w:p>
     <w:p>
       <w:pPr>
@@ -9701,11 +9777,11 @@
       <w:pPr>
         <w:pStyle w:val="Heading4"/>
       </w:pPr>
-      <w:bookmarkStart w:id="84" w:name="steps-11"/>
+      <w:bookmarkStart w:id="85" w:name="steps-11"/>
       <w:r>
         <w:t xml:space="preserve">Steps</w:t>
       </w:r>
-      <w:bookmarkEnd w:id="84"/>
+      <w:bookmarkEnd w:id="85"/>
     </w:p>
     <w:p>
       <w:pPr>
@@ -10387,11 +10463,11 @@
       <w:pPr>
         <w:pStyle w:val="Heading4"/>
       </w:pPr>
-      <w:bookmarkStart w:id="85" w:name="grading-criteria"/>
+      <w:bookmarkStart w:id="86" w:name="grading-criteria"/>
       <w:r>
         <w:t xml:space="preserve">Grading Criteria</w:t>
       </w:r>
-      <w:bookmarkEnd w:id="85"/>
+      <w:bookmarkEnd w:id="86"/>
     </w:p>
     <w:p>
       <w:pPr>
@@ -10600,11 +10676,11 @@
       <w:pPr>
         <w:pStyle w:val="Heading2"/>
       </w:pPr>
-      <w:bookmarkStart w:id="86" w:name="quick-reference-pfsense-navigation"/>
+      <w:bookmarkStart w:id="87" w:name="quick-reference-pfsense-navigation"/>
       <w:r>
         <w:t xml:space="preserve">Quick Reference: pfSense Navigation</w:t>
       </w:r>
-      <w:bookmarkEnd w:id="86"/>
+      <w:bookmarkEnd w:id="87"/>
     </w:p>
     <w:tbl>
       <w:tblPr>
@@ -10988,11 +11064,11 @@
       <w:pPr>
         <w:pStyle w:val="Heading3"/>
       </w:pPr>
-      <w:bookmarkStart w:id="87" w:name="pfsense-rule-tips"/>
+      <w:bookmarkStart w:id="88" w:name="pfsense-rule-tips"/>
       <w:r>
         <w:t xml:space="preserve">pfSense Rule Tips</w:t>
       </w:r>
-      <w:bookmarkEnd w:id="87"/>
+      <w:bookmarkEnd w:id="88"/>
     </w:p>
     <w:p>
       <w:pPr>
@@ -11110,21 +11186,21 @@
       <w:pPr>
         <w:pStyle w:val="Heading2"/>
       </w:pPr>
-      <w:bookmarkStart w:id="88" w:name="tips-and-common-mistakes"/>
+      <w:bookmarkStart w:id="89" w:name="tips-and-common-mistakes"/>
       <w:r>
         <w:t xml:space="preserve">Tips and Common Mistakes</w:t>
       </w:r>
-      <w:bookmarkEnd w:id="88"/>
+      <w:bookmarkEnd w:id="89"/>
     </w:p>
     <w:p>
       <w:pPr>
         <w:pStyle w:val="Heading3"/>
       </w:pPr>
-      <w:bookmarkStart w:id="89" w:name="common-mistakes"/>
+      <w:bookmarkStart w:id="90" w:name="common-mistakes"/>
       <w:r>
         <w:t xml:space="preserve">Common Mistakes</w:t>
       </w:r>
-      <w:bookmarkEnd w:id="89"/>
+      <w:bookmarkEnd w:id="90"/>
     </w:p>
     <w:tbl>
       <w:tblPr>
@@ -11322,11 +11398,11 @@
       <w:pPr>
         <w:pStyle w:val="Heading3"/>
       </w:pPr>
-      <w:bookmarkStart w:id="90" w:name="getting-unstuck"/>
+      <w:bookmarkStart w:id="91" w:name="getting-unstuck"/>
       <w:r>
         <w:t xml:space="preserve">Getting Unstuck</w:t>
       </w:r>
-      <w:bookmarkEnd w:id="90"/>
+      <w:bookmarkEnd w:id="91"/>
     </w:p>
     <w:p>
       <w:pPr>
@@ -11447,11 +11523,11 @@
       <w:pPr>
         <w:pStyle w:val="Heading2"/>
       </w:pPr>
-      <w:bookmarkStart w:id="91" w:name="lab-completion-checklist"/>
+      <w:bookmarkStart w:id="92" w:name="lab-completion-checklist"/>
       <w:r>
         <w:t xml:space="preserve">Lab Completion Checklist</w:t>
       </w:r>
-      <w:bookmarkEnd w:id="91"/>
+      <w:bookmarkEnd w:id="92"/>
     </w:p>
     <w:p>
       <w:pPr>
